--- a/Index.docx
+++ b/Index.docx
@@ -4762,7 +4762,7 @@
           </w:tcPr>
           <w:p>
             <w:r>
-              <w:t xml:space="preserve">9.11, 9.12</w:t>
+              <w:t>9.11</w:t>
             </w:r>
           </w:p>
         </w:tc>
